--- a/public/dalia_aly_CV.docx
+++ b/public/dalia_aly_CV.docx
@@ -659,11 +659,10 @@
       <w:hyperlink r:id="rId3">
         <w:r>
           <w:rPr>
-            <w:rStyle w:val="ListLabel109"/>
             <w:color w:val="1155CC"/>
             <w:u w:val="single"/>
           </w:rPr>
-          <w:t>https://daliaalyportfolio.netlify.app/</w:t>
+          <w:t>https://daliaalymohamed.github.io/my_portfoilio/</w:t>
         </w:r>
       </w:hyperlink>
       <w:r>
@@ -4020,29 +4019,7 @@
           <w:shd w:fill="auto" w:val="clear"/>
           <w:vertAlign w:val="baseline"/>
         </w:rPr>
-        <w:t>: Open Source Department, Sep 2013 – Jun 201</w:t>
-      </w:r>
-      <w:r>
-        <w:rPr>
-          <w:rFonts w:eastAsia="Times New Roman" w:cs="Times New Roman"/>
-          <w:b w:val="false"/>
-          <w:bCs w:val="false"/>
-          <w:i w:val="false"/>
-          <w:iCs w:val="false"/>
-          <w:caps w:val="false"/>
-          <w:smallCaps w:val="false"/>
-          <w:strike w:val="false"/>
-          <w:dstrike w:val="false"/>
-          <w:color w:val="000000"/>
-          <w:position w:val="0"/>
-          <w:sz w:val="24"/>
-          <w:sz w:val="24"/>
-          <w:szCs w:val="24"/>
-          <w:u w:val="none"/>
-          <w:shd w:fill="auto" w:val="clear"/>
-          <w:vertAlign w:val="baseline"/>
-        </w:rPr>
-        <w:t>4</w:t>
+        <w:t>: Open Source Department, Sep 2013 – Jun 2014</w:t>
       </w:r>
     </w:p>
     <w:p>
